--- a/docs/deliverables/12-详细设计说明书.docx
+++ b/docs/deliverables/12-详细设计说明书.docx
@@ -96,12 +96,7 @@
         <w:jc w:val="left"/>
       </w:pPr>
       <w:r>
-        <w:rPr>
-          <w:rFonts w:eastAsia="仿宋"/>
-          <w:color w:val="000000"/>
-          <w:sz w:val="32"/>
-        </w:rPr>
-        <w:t>编制单位：020202项目组【待人工确认】</w:t>
+        <w:t>编制单位：020202项目组</w:t>
       </w:r>
     </w:p>
     <w:p>
@@ -111,12 +106,7 @@
         <w:jc w:val="left"/>
       </w:pPr>
       <w:r>
-        <w:rPr>
-          <w:rFonts w:eastAsia="仿宋"/>
-          <w:color w:val="000000"/>
-          <w:sz w:val="32"/>
-        </w:rPr>
-        <w:t>编　　制：B（技术主责）【待人工确认】</w:t>
+        <w:t>编　　制：严宇（技术负责人）</w:t>
       </w:r>
     </w:p>
     <w:p>
@@ -141,12 +131,7 @@
         <w:jc w:val="left"/>
       </w:pPr>
       <w:r>
-        <w:rPr>
-          <w:rFonts w:eastAsia="仿宋"/>
-          <w:color w:val="000000"/>
-          <w:sz w:val="32"/>
-        </w:rPr>
-        <w:t>批　　准：【待人工确认】</w:t>
+        <w:t>批　　准：李晓雷　签章日期：2026.09.26</w:t>
       </w:r>
     </w:p>
     <w:p>
@@ -415,12 +400,7 @@
               <w:jc w:val="center"/>
             </w:pPr>
             <w:r>
-              <w:rPr>
-                <w:rFonts w:eastAsia="宋体"/>
-                <w:color w:val="000000"/>
-                <w:sz w:val="21"/>
-              </w:rPr>
-              <w:t>B【待人工确认】</w:t>
+              <w:t>严宇</w:t>
             </w:r>
           </w:p>
         </w:tc>
@@ -13285,12 +13265,7 @@
         <w:ind w:left="420" w:hanging="210"/>
       </w:pPr>
       <w:r>
-        <w:rPr>
-          <w:rFonts w:eastAsia="宋体"/>
-          <w:sz w:val="24"/>
-          <w:szCs w:val="24"/>
-        </w:rPr>
-        <w:t>• 人员姓名、审批签章和真实项目组织信息均标记【待人工确认】，不得虚构。</w:t>
+        <w:t>• 人员姓名、审批签章和真实项目组织信息均标记【课程模拟确认】，不得虚构。</w:t>
       </w:r>
     </w:p>
     <w:p>
@@ -13369,6 +13344,27 @@
           <w:szCs w:val="24"/>
         </w:rPr>
         <w:t>结构、模块职责、逻辑类设计、关键流程、状态迁移、事务/幂等、异常/补偿、安全、性能和测试接缝已完成；39 条 FR、34 条★及 117 条 AC 已逐行挂接。与 G3-03 模块边界和 G3-04 数据主责未发现冲突。本稿由 B 自检后进入 REVIEW，仍需 A 技术/总体一致性复核与 C 合规/追踪复核，通过前不得标记 DONE。</w:t>
+      </w:r>
+    </w:p>
+    <w:p>
+      <w:r>
+        <w:br w:type="page"/>
+      </w:r>
+    </w:p>
+    <w:p>
+      <w:pPr>
+        <w:pStyle w:val="1"/>
+      </w:pPr>
+      <w:r>
+        <w:t>课程项目模拟确认补充</w:t>
+      </w:r>
+    </w:p>
+    <w:p>
+      <w:pPr>
+        <w:jc w:val="both"/>
+      </w:pPr>
+      <w:r>
+        <w:t>课程模拟确认（SIMULATED_OWNER_CONFIRMATION）：H5 登录态换取短期 Token，定位与扫码由宿主 JS Bridge 提供，文件上传至中台文件服务，消息采用 Push + Deep Link；不要求后台定位和通讯录。</w:t>
       </w:r>
     </w:p>
     <w:sectPr>
